--- a/TS-Padam/TS-1.1/TS 1.1 Sanskrit Pada Paatam Corrections.docx
+++ b/TS-Padam/TS-1.1/TS 1.1 Sanskrit Pada Paatam Corrections.docx
@@ -61,18 +61,7 @@
           <w:szCs w:val="32"/>
           <w:u w:val="single"/>
         </w:rPr>
-        <w:t xml:space="preserve">Observed </w:t>
-      </w:r>
-      <w:proofErr w:type="gramStart"/>
-      <w:r>
-        <w:rPr>
-          <w:b/>
-          <w:bCs/>
-          <w:sz w:val="32"/>
-          <w:szCs w:val="32"/>
-          <w:u w:val="single"/>
-        </w:rPr>
-        <w:t xml:space="preserve">till </w:t>
+        <w:t xml:space="preserve">Observed till </w:t>
       </w:r>
       <w:r>
         <w:rPr>
@@ -85,7 +74,6 @@
         </w:rPr>
         <w:t>?????</w:t>
       </w:r>
-      <w:proofErr w:type="gramEnd"/>
     </w:p>
     <w:p>
       <w:pPr>
@@ -312,7 +300,6 @@
             <w:pPr>
               <w:spacing w:before="0" w:line="240" w:lineRule="auto"/>
               <w:ind w:left="29"/>
-              <w:jc w:val="center"/>
               <w:rPr>
                 <w:rFonts w:cs="Arial"/>
                 <w:color w:val="000000"/>
@@ -363,7 +350,6 @@
               <w:adjustRightInd w:val="0"/>
               <w:spacing w:before="0" w:line="240" w:lineRule="auto"/>
               <w:ind w:right="-136"/>
-              <w:jc w:val="center"/>
               <w:rPr>
                 <w:rFonts w:ascii="BRH Malayalam Extra" w:hAnsi="BRH Malayalam Extra" w:cs="BRH Malayalam Extra"/>
                 <w:color w:val="000000"/>
@@ -4858,7 +4844,6 @@
               </w:rPr>
               <w:t>lÉÑËUþuÉ</w:t>
             </w:r>
-            <w:proofErr w:type="gramStart"/>
             <w:r>
               <w:rPr>
                 <w:rFonts w:ascii="BRH Malayalam Extra" w:hAnsi="BRH Malayalam Extra" w:cs="BRH Devanagari Extra"/>
@@ -4875,7 +4860,6 @@
               </w:rPr>
               <w:t xml:space="preserve">  |</w:t>
             </w:r>
-            <w:proofErr w:type="gramEnd"/>
           </w:p>
         </w:tc>
       </w:tr>
@@ -7110,17 +7094,7 @@
                 <w:sz w:val="32"/>
                 <w:szCs w:val="32"/>
               </w:rPr>
-              <w:t>replaced with “n</w:t>
-            </w:r>
-            <w:proofErr w:type="gramStart"/>
-            <w:r>
-              <w:rPr>
-                <w:rFonts w:cs="Arial"/>
-                <w:color w:val="000000"/>
-                <w:sz w:val="32"/>
-                <w:szCs w:val="32"/>
-              </w:rPr>
-              <w:t>”</w:t>
+              <w:t>replaced with “n”</w:t>
             </w:r>
             <w:r>
               <w:rPr>
@@ -7131,7 +7105,6 @@
               </w:rPr>
               <w:t xml:space="preserve"> )</w:t>
             </w:r>
-            <w:proofErr w:type="gramEnd"/>
           </w:p>
         </w:tc>
       </w:tr>
@@ -7285,25 +7258,7 @@
                 <w:sz w:val="40"/>
                 <w:szCs w:val="40"/>
               </w:rPr>
-              <w:t xml:space="preserve"> </w:t>
-            </w:r>
-            <w:proofErr w:type="gramStart"/>
-            <w:r>
-              <w:rPr>
-                <w:rFonts w:ascii="BRH Devanagari Extra" w:hAnsi="BRH Devanagari Extra" w:cs="BRH Devanagari Extra"/>
-                <w:sz w:val="40"/>
-                <w:szCs w:val="40"/>
-              </w:rPr>
-              <w:t>-[</w:t>
-            </w:r>
-            <w:proofErr w:type="gramEnd"/>
-            <w:r>
-              <w:rPr>
-                <w:rFonts w:ascii="BRH Devanagari Extra" w:hAnsi="BRH Devanagari Extra" w:cs="BRH Devanagari Extra"/>
-                <w:sz w:val="40"/>
-                <w:szCs w:val="40"/>
-              </w:rPr>
-              <w:t xml:space="preserve"> ] </w:t>
+              <w:t xml:space="preserve"> -[ ] </w:t>
             </w:r>
             <w:r>
               <w:rPr>
@@ -7451,25 +7406,7 @@
                 <w:sz w:val="40"/>
                 <w:szCs w:val="40"/>
               </w:rPr>
-              <w:t xml:space="preserve"> </w:t>
-            </w:r>
-            <w:proofErr w:type="gramStart"/>
-            <w:r>
-              <w:rPr>
-                <w:rFonts w:ascii="BRH Devanagari Extra" w:hAnsi="BRH Devanagari Extra" w:cs="BRH Devanagari Extra"/>
-                <w:sz w:val="40"/>
-                <w:szCs w:val="40"/>
-              </w:rPr>
-              <w:t>-[</w:t>
-            </w:r>
-            <w:proofErr w:type="gramEnd"/>
-            <w:r>
-              <w:rPr>
-                <w:rFonts w:ascii="BRH Devanagari Extra" w:hAnsi="BRH Devanagari Extra" w:cs="BRH Devanagari Extra"/>
-                <w:sz w:val="40"/>
-                <w:szCs w:val="40"/>
-              </w:rPr>
-              <w:t xml:space="preserve"> ] </w:t>
+              <w:t xml:space="preserve"> -[ ] </w:t>
             </w:r>
             <w:r>
               <w:rPr>
@@ -7546,9 +7483,8 @@
                 <w:sz w:val="28"/>
                 <w:szCs w:val="28"/>
               </w:rPr>
-              <w:t xml:space="preserve">(it </w:t>
-            </w:r>
-            <w:proofErr w:type="gramStart"/>
+              <w:t xml:space="preserve">(it is </w:t>
+            </w:r>
             <w:r>
               <w:rPr>
                 <w:rFonts w:cs="Arial"/>
@@ -7557,7 +7493,7 @@
                 <w:sz w:val="28"/>
                 <w:szCs w:val="28"/>
               </w:rPr>
-              <w:t xml:space="preserve">is </w:t>
+              <w:t>”</w:t>
             </w:r>
             <w:r>
               <w:rPr>
@@ -7567,7 +7503,7 @@
                 <w:sz w:val="28"/>
                 <w:szCs w:val="28"/>
               </w:rPr>
-              <w:t>”</w:t>
+              <w:t>nirvapaami”</w:t>
             </w:r>
             <w:r>
               <w:rPr>
@@ -7577,28 +7513,7 @@
                 <w:sz w:val="28"/>
                 <w:szCs w:val="28"/>
               </w:rPr>
-              <w:t>nirvapaami”</w:t>
-            </w:r>
-            <w:r>
-              <w:rPr>
-                <w:rFonts w:cs="Arial"/>
-                <w:bCs/>
-                <w:color w:val="000000"/>
-                <w:sz w:val="28"/>
-                <w:szCs w:val="28"/>
-              </w:rPr>
-              <w:t xml:space="preserve"> )</w:t>
-            </w:r>
-            <w:proofErr w:type="gramEnd"/>
-            <w:r>
-              <w:rPr>
-                <w:rFonts w:cs="Arial"/>
-                <w:bCs/>
-                <w:color w:val="000000"/>
-                <w:sz w:val="28"/>
-                <w:szCs w:val="28"/>
-              </w:rPr>
-              <w:t>, missing “r” added</w:t>
+              <w:t xml:space="preserve"> ), missing “r” added</w:t>
             </w:r>
           </w:p>
         </w:tc>
@@ -9762,29 +9677,16 @@
                 <w:szCs w:val="32"/>
               </w:rPr>
             </w:pPr>
-            <w:proofErr w:type="gramStart"/>
-            <w:r>
-              <w:rPr>
-                <w:rFonts w:cs="Arial"/>
-                <w:b/>
-                <w:bCs/>
-                <w:color w:val="000000"/>
-                <w:sz w:val="32"/>
-                <w:szCs w:val="32"/>
-              </w:rPr>
-              <w:t>.Para</w:t>
-            </w:r>
-            <w:proofErr w:type="gramEnd"/>
-            <w:r>
-              <w:rPr>
-                <w:rFonts w:cs="Arial"/>
-                <w:b/>
-                <w:bCs/>
-                <w:color w:val="000000"/>
-                <w:sz w:val="32"/>
-                <w:szCs w:val="32"/>
-              </w:rPr>
-              <w:t xml:space="preserve"> No. 10</w:t>
+            <w:r>
+              <w:rPr>
+                <w:rFonts w:cs="Arial"/>
+                <w:b/>
+                <w:bCs/>
+                <w:color w:val="000000"/>
+                <w:sz w:val="32"/>
+                <w:szCs w:val="32"/>
+              </w:rPr>
+              <w:t>.Para No. 10</w:t>
             </w:r>
           </w:p>
         </w:tc>
@@ -12138,17 +12040,7 @@
                 <w:sz w:val="36"/>
                 <w:szCs w:val="32"/>
               </w:rPr>
-              <w:t xml:space="preserve">ý mÉUÉÿ- </w:t>
-            </w:r>
-            <w:proofErr w:type="gramStart"/>
-            <w:r>
-              <w:rPr>
-                <w:rFonts w:ascii="BRH Devanagari Extra" w:hAnsi="BRH Devanagari Extra" w:cs="BRH Devanagari Extra"/>
-                <w:color w:val="000000"/>
-                <w:sz w:val="36"/>
-                <w:szCs w:val="32"/>
-              </w:rPr>
-              <w:t>mÉÔýiÉÉýÈ</w:t>
+              <w:t>ý mÉUÉÿ- mÉÔýiÉÉýÈ</w:t>
             </w:r>
             <w:r>
               <w:rPr>
@@ -12168,7 +12060,6 @@
               </w:rPr>
               <w:t>|</w:t>
             </w:r>
-            <w:proofErr w:type="gramEnd"/>
           </w:p>
         </w:tc>
       </w:tr>

--- a/TS-Padam/TS-1.1/TS 1.1 Sanskrit Pada Paatam Corrections.docx
+++ b/TS-Padam/TS-1.1/TS 1.1 Sanskrit Pada Paatam Corrections.docx
@@ -6,604 +6,9 @@
       <w:pPr>
         <w:jc w:val="center"/>
         <w:rPr>
-          <w:b/>
           <w:bCs/>
           <w:sz w:val="32"/>
           <w:szCs w:val="32"/>
-          <w:u w:val="single"/>
-        </w:rPr>
-      </w:pPr>
-      <w:r>
-        <w:rPr>
-          <w:b/>
-          <w:bCs/>
-          <w:sz w:val="32"/>
-          <w:szCs w:val="32"/>
-          <w:u w:val="single"/>
-        </w:rPr>
-        <w:t xml:space="preserve">TS Pada Paatam – TS 1.1 </w:t>
-      </w:r>
-      <w:r>
-        <w:rPr>
-          <w:b/>
-          <w:bCs/>
-          <w:sz w:val="32"/>
-          <w:szCs w:val="32"/>
-          <w:u w:val="single"/>
-        </w:rPr>
-        <w:t>Sanskirt</w:t>
-      </w:r>
-      <w:r>
-        <w:rPr>
-          <w:b/>
-          <w:bCs/>
-          <w:sz w:val="32"/>
-          <w:szCs w:val="32"/>
-          <w:u w:val="single"/>
-        </w:rPr>
-        <w:t xml:space="preserve"> Corrections –</w:t>
-      </w:r>
-      <w:r>
-        <w:rPr>
-          <w:b/>
-          <w:bCs/>
-          <w:sz w:val="32"/>
-          <w:szCs w:val="32"/>
-          <w:u w:val="single"/>
-        </w:rPr>
-        <w:t xml:space="preserve"> </w:t>
-      </w:r>
-      <w:r>
-        <w:rPr>
-          <w:b/>
-          <w:bCs/>
-          <w:sz w:val="32"/>
-          <w:szCs w:val="32"/>
-          <w:u w:val="single"/>
-        </w:rPr>
-        <w:t xml:space="preserve">Observed till </w:t>
-      </w:r>
-      <w:r>
-        <w:rPr>
-          <w:b/>
-          <w:bCs/>
-          <w:sz w:val="32"/>
-          <w:szCs w:val="32"/>
-          <w:highlight w:val="red"/>
-          <w:u w:val="single"/>
-        </w:rPr>
-        <w:t>?????</w:t>
-      </w:r>
-    </w:p>
-    <w:p>
-      <w:pPr>
-        <w:spacing w:before="0" w:line="240" w:lineRule="auto"/>
-        <w:jc w:val="center"/>
-        <w:rPr>
-          <w:bCs/>
-          <w:sz w:val="32"/>
-          <w:szCs w:val="32"/>
-        </w:rPr>
-      </w:pPr>
-      <w:r>
-        <w:rPr>
-          <w:bCs/>
-          <w:sz w:val="32"/>
-          <w:szCs w:val="32"/>
-        </w:rPr>
-        <w:t>(ignore those which are already incorporated in your book’s version and date)</w:t>
-      </w:r>
-    </w:p>
-    <w:tbl>
-      <w:tblPr>
-        <w:tblW w:w="13353" w:type="dxa"/>
-        <w:tblInd w:w="250" w:type="dxa"/>
-        <w:tblBorders>
-          <w:top w:val="single" w:sz="4" w:space="0" w:color="000000"/>
-          <w:left w:val="single" w:sz="4" w:space="0" w:color="000000"/>
-          <w:bottom w:val="single" w:sz="4" w:space="0" w:color="000000"/>
-          <w:right w:val="single" w:sz="4" w:space="0" w:color="000000"/>
-          <w:insideH w:val="single" w:sz="4" w:space="0" w:color="000000"/>
-          <w:insideV w:val="single" w:sz="4" w:space="0" w:color="000000"/>
-        </w:tblBorders>
-        <w:tblLook w:val="04A0" w:firstRow="1" w:lastRow="0" w:firstColumn="1" w:lastColumn="0" w:noHBand="0" w:noVBand="1"/>
-      </w:tblPr>
-      <w:tblGrid>
-        <w:gridCol w:w="3006"/>
-        <w:gridCol w:w="5244"/>
-        <w:gridCol w:w="5103"/>
-      </w:tblGrid>
-      <w:tr>
-        <w:tc>
-          <w:tcPr>
-            <w:tcW w:w="3006" w:type="dxa"/>
-          </w:tcPr>
-          <w:p>
-            <w:pPr>
-              <w:spacing w:before="0" w:line="240" w:lineRule="auto"/>
-              <w:jc w:val="center"/>
-              <w:rPr>
-                <w:sz w:val="32"/>
-                <w:szCs w:val="32"/>
-              </w:rPr>
-            </w:pPr>
-            <w:r>
-              <w:rPr>
-                <w:sz w:val="32"/>
-                <w:szCs w:val="32"/>
-              </w:rPr>
-              <w:t>Section, Paragraph</w:t>
-            </w:r>
-          </w:p>
-          <w:p>
-            <w:pPr>
-              <w:spacing w:before="0" w:line="240" w:lineRule="auto"/>
-              <w:jc w:val="center"/>
-              <w:rPr>
-                <w:sz w:val="32"/>
-                <w:szCs w:val="32"/>
-              </w:rPr>
-            </w:pPr>
-            <w:r>
-              <w:rPr>
-                <w:sz w:val="32"/>
-                <w:szCs w:val="32"/>
-              </w:rPr>
-              <w:t>Reference</w:t>
-            </w:r>
-          </w:p>
-        </w:tc>
-        <w:tc>
-          <w:tcPr>
-            <w:tcW w:w="5244" w:type="dxa"/>
-          </w:tcPr>
-          <w:p>
-            <w:pPr>
-              <w:spacing w:before="0" w:line="240" w:lineRule="auto"/>
-              <w:jc w:val="center"/>
-              <w:rPr>
-                <w:sz w:val="32"/>
-                <w:szCs w:val="32"/>
-              </w:rPr>
-            </w:pPr>
-            <w:r>
-              <w:rPr>
-                <w:sz w:val="32"/>
-                <w:szCs w:val="32"/>
-              </w:rPr>
-              <w:t>As Printed</w:t>
-            </w:r>
-          </w:p>
-        </w:tc>
-        <w:tc>
-          <w:tcPr>
-            <w:tcW w:w="5103" w:type="dxa"/>
-          </w:tcPr>
-          <w:p>
-            <w:pPr>
-              <w:spacing w:before="0" w:line="240" w:lineRule="auto"/>
-              <w:ind w:left="-183" w:right="-18"/>
-              <w:jc w:val="center"/>
-              <w:rPr>
-                <w:sz w:val="32"/>
-                <w:szCs w:val="32"/>
-              </w:rPr>
-            </w:pPr>
-            <w:r>
-              <w:rPr>
-                <w:sz w:val="32"/>
-                <w:szCs w:val="32"/>
-              </w:rPr>
-              <w:t>To be read as or corrected as</w:t>
-            </w:r>
-          </w:p>
-        </w:tc>
-      </w:tr>
-      <w:tr>
-        <w:trPr>
-          <w:trHeight w:val="1729"/>
-        </w:trPr>
-        <w:tc>
-          <w:tcPr>
-            <w:tcW w:w="3006" w:type="dxa"/>
-            <w:tcBorders>
-              <w:top w:val="single" w:sz="4" w:space="0" w:color="000000"/>
-              <w:left w:val="single" w:sz="4" w:space="0" w:color="000000"/>
-              <w:bottom w:val="single" w:sz="4" w:space="0" w:color="auto"/>
-              <w:right w:val="single" w:sz="4" w:space="0" w:color="000000"/>
-            </w:tcBorders>
-          </w:tcPr>
-          <w:p>
-            <w:pPr>
-              <w:spacing w:before="0" w:line="240" w:lineRule="auto"/>
-              <w:ind w:left="29"/>
-              <w:rPr>
-                <w:rFonts w:cs="Arial"/>
-                <w:b/>
-                <w:color w:val="000000"/>
-                <w:sz w:val="32"/>
-                <w:szCs w:val="32"/>
-                <w:lang w:val="it-IT"/>
-              </w:rPr>
-            </w:pPr>
-            <w:r>
-              <w:rPr>
-                <w:rFonts w:cs="Arial"/>
-                <w:b/>
-                <w:color w:val="000000"/>
-                <w:sz w:val="32"/>
-                <w:szCs w:val="32"/>
-                <w:lang w:val="it-IT"/>
-              </w:rPr>
-              <w:t>1.1.</w:t>
-            </w:r>
-            <w:r>
-              <w:rPr>
-                <w:rFonts w:cs="Arial"/>
-                <w:b/>
-                <w:color w:val="000000"/>
-                <w:sz w:val="32"/>
-                <w:szCs w:val="32"/>
-                <w:lang w:val="it-IT"/>
-              </w:rPr>
-              <w:t>10</w:t>
-            </w:r>
-            <w:r>
-              <w:rPr>
-                <w:rFonts w:cs="Arial"/>
-                <w:b/>
-                <w:color w:val="000000"/>
-                <w:sz w:val="32"/>
-                <w:szCs w:val="32"/>
-                <w:lang w:val="it-IT"/>
-              </w:rPr>
-              <w:t>.1 – Padam</w:t>
-            </w:r>
-          </w:p>
-          <w:p>
-            <w:pPr>
-              <w:spacing w:before="0" w:line="240" w:lineRule="auto"/>
-              <w:ind w:left="29"/>
-              <w:rPr>
-                <w:rFonts w:cs="Arial"/>
-                <w:b/>
-                <w:color w:val="000000"/>
-                <w:sz w:val="32"/>
-                <w:szCs w:val="32"/>
-                <w:lang w:val="it-IT"/>
-              </w:rPr>
-            </w:pPr>
-            <w:r>
-              <w:rPr>
-                <w:rFonts w:cs="Arial"/>
-                <w:b/>
-                <w:color w:val="000000"/>
-                <w:sz w:val="32"/>
-                <w:szCs w:val="32"/>
-                <w:lang w:val="it-IT"/>
-              </w:rPr>
-              <w:t xml:space="preserve">Padam No.- </w:t>
-            </w:r>
-            <w:r>
-              <w:rPr>
-                <w:rFonts w:cs="Arial"/>
-                <w:b/>
-                <w:color w:val="000000"/>
-                <w:sz w:val="32"/>
-                <w:szCs w:val="32"/>
-                <w:lang w:val="it-IT"/>
-              </w:rPr>
-              <w:t>21</w:t>
-            </w:r>
-          </w:p>
-          <w:p>
-            <w:pPr>
-              <w:spacing w:before="0" w:line="240" w:lineRule="auto"/>
-              <w:ind w:left="29"/>
-              <w:rPr>
-                <w:rFonts w:cs="Arial"/>
-                <w:color w:val="000000"/>
-                <w:sz w:val="32"/>
-                <w:szCs w:val="32"/>
-                <w:lang w:val="it-IT"/>
-              </w:rPr>
-            </w:pPr>
-            <w:r>
-              <w:rPr>
-                <w:rFonts w:cs="Arial"/>
-                <w:b/>
-                <w:color w:val="000000"/>
-                <w:sz w:val="32"/>
-                <w:szCs w:val="32"/>
-                <w:lang w:val="it-IT"/>
-              </w:rPr>
-              <w:t xml:space="preserve">Panchaati No. - </w:t>
-            </w:r>
-            <w:r>
-              <w:rPr>
-                <w:rFonts w:cs="Arial"/>
-                <w:b/>
-                <w:color w:val="000000"/>
-                <w:sz w:val="32"/>
-                <w:szCs w:val="32"/>
-                <w:lang w:val="it-IT"/>
-              </w:rPr>
-              <w:t>16</w:t>
-            </w:r>
-          </w:p>
-        </w:tc>
-        <w:tc>
-          <w:tcPr>
-            <w:tcW w:w="5244" w:type="dxa"/>
-            <w:tcBorders>
-              <w:top w:val="single" w:sz="4" w:space="0" w:color="000000"/>
-              <w:left w:val="single" w:sz="4" w:space="0" w:color="000000"/>
-              <w:bottom w:val="single" w:sz="4" w:space="0" w:color="auto"/>
-              <w:right w:val="single" w:sz="4" w:space="0" w:color="000000"/>
-            </w:tcBorders>
-          </w:tcPr>
-          <w:p>
-            <w:pPr>
-              <w:widowControl w:val="0"/>
-              <w:autoSpaceDE w:val="0"/>
-              <w:autoSpaceDN w:val="0"/>
-              <w:adjustRightInd w:val="0"/>
-              <w:spacing w:before="0" w:line="240" w:lineRule="auto"/>
-              <w:ind w:right="-136"/>
-              <w:rPr>
-                <w:rFonts w:ascii="BRH Malayalam Extra" w:hAnsi="BRH Malayalam Extra" w:cs="BRH Malayalam Extra"/>
-                <w:color w:val="000000"/>
-                <w:sz w:val="40"/>
-                <w:szCs w:val="40"/>
-                <w:lang w:val="it-IT" w:eastAsia="en-IN"/>
-              </w:rPr>
-            </w:pPr>
-            <w:r>
-              <w:rPr>
-                <w:rFonts w:ascii="BRH Devanagari Extra" w:hAnsi="BRH Devanagari Extra" w:cs="BRH Devanagari Extra"/>
-                <w:sz w:val="40"/>
-                <w:szCs w:val="40"/>
-                <w:lang w:val="it-IT"/>
-              </w:rPr>
-              <w:t xml:space="preserve">uÉÉcÉÿqÉç | </w:t>
-            </w:r>
-            <w:r>
-              <w:rPr>
-                <w:rFonts w:ascii="BRH Devanagari Extra" w:hAnsi="BRH Devanagari Extra" w:cs="BRH Devanagari Extra"/>
-                <w:sz w:val="40"/>
-                <w:szCs w:val="40"/>
-                <w:lang w:val="it-IT"/>
-              </w:rPr>
-              <w:br/>
-              <w:t>mÉëÉ</w:t>
-            </w:r>
-            <w:r>
-              <w:rPr>
-                <w:rFonts w:ascii="BRH Malayalam Extra" w:hAnsi="BRH Malayalam Extra" w:cs="BRH Devanagari Extra"/>
-                <w:sz w:val="32"/>
-                <w:szCs w:val="40"/>
-                <w:lang w:val="it-IT"/>
-              </w:rPr>
-              <w:t>–</w:t>
-            </w:r>
-            <w:r>
-              <w:rPr>
-                <w:rFonts w:ascii="BRH Devanagari Extra" w:hAnsi="BRH Devanagari Extra" w:cs="BRH Devanagari Extra"/>
-                <w:sz w:val="40"/>
-                <w:szCs w:val="40"/>
-                <w:lang w:val="it-IT"/>
-              </w:rPr>
-              <w:t xml:space="preserve">hÉÍqÉÌiÉþ </w:t>
-            </w:r>
-            <w:r>
-              <w:rPr>
-                <w:rFonts w:ascii="BRH Devanagari Extra" w:hAnsi="BRH Devanagari Extra" w:cs="BRH Devanagari Extra"/>
-                <w:sz w:val="40"/>
-                <w:szCs w:val="40"/>
-                <w:highlight w:val="yellow"/>
-                <w:lang w:val="it-IT"/>
-              </w:rPr>
-              <w:t>mÉëÉ</w:t>
-            </w:r>
-            <w:r>
-              <w:rPr>
-                <w:rFonts w:ascii="BRH Devanagari Extra" w:hAnsi="BRH Devanagari Extra" w:cs="BRH Devanagari Extra"/>
-                <w:sz w:val="40"/>
-                <w:szCs w:val="40"/>
-                <w:lang w:val="it-IT"/>
-              </w:rPr>
-              <w:t>- A</w:t>
-            </w:r>
-            <w:r>
-              <w:rPr>
-                <w:rFonts w:ascii="BRH Malayalam Extra" w:hAnsi="BRH Malayalam Extra" w:cs="BRH Devanagari Extra"/>
-                <w:sz w:val="32"/>
-                <w:szCs w:val="40"/>
-                <w:lang w:val="it-IT"/>
-              </w:rPr>
-              <w:t>–</w:t>
-            </w:r>
-            <w:r>
-              <w:rPr>
-                <w:rFonts w:ascii="BRH Devanagari Extra" w:hAnsi="BRH Devanagari Extra" w:cs="BRH Devanagari Extra"/>
-                <w:sz w:val="40"/>
-                <w:szCs w:val="40"/>
-                <w:lang w:val="it-IT"/>
-              </w:rPr>
-              <w:t>lÉqÉç |</w:t>
-            </w:r>
-          </w:p>
-        </w:tc>
-        <w:tc>
-          <w:tcPr>
-            <w:tcW w:w="5103" w:type="dxa"/>
-            <w:tcBorders>
-              <w:top w:val="single" w:sz="4" w:space="0" w:color="000000"/>
-              <w:left w:val="single" w:sz="4" w:space="0" w:color="000000"/>
-              <w:bottom w:val="single" w:sz="4" w:space="0" w:color="auto"/>
-              <w:right w:val="single" w:sz="4" w:space="0" w:color="000000"/>
-            </w:tcBorders>
-          </w:tcPr>
-          <w:p>
-            <w:pPr>
-              <w:widowControl w:val="0"/>
-              <w:autoSpaceDE w:val="0"/>
-              <w:autoSpaceDN w:val="0"/>
-              <w:adjustRightInd w:val="0"/>
-              <w:spacing w:before="0" w:line="240" w:lineRule="auto"/>
-              <w:rPr>
-                <w:rFonts w:ascii="BRH Malayalam Extra" w:hAnsi="BRH Malayalam Extra" w:cs="BRH Malayalam Extra"/>
-                <w:color w:val="000000"/>
-                <w:sz w:val="40"/>
-                <w:szCs w:val="40"/>
-                <w:lang w:val="it-IT" w:eastAsia="en-IN"/>
-              </w:rPr>
-            </w:pPr>
-            <w:r>
-              <w:rPr>
-                <w:rFonts w:ascii="BRH Devanagari Extra" w:hAnsi="BRH Devanagari Extra" w:cs="BRH Devanagari Extra"/>
-                <w:sz w:val="40"/>
-                <w:szCs w:val="40"/>
-                <w:lang w:val="it-IT"/>
-              </w:rPr>
-              <w:t xml:space="preserve">uÉÉcÉÿqÉç | </w:t>
-            </w:r>
-            <w:r>
-              <w:rPr>
-                <w:rFonts w:ascii="BRH Devanagari Extra" w:hAnsi="BRH Devanagari Extra" w:cs="BRH Devanagari Extra"/>
-                <w:sz w:val="40"/>
-                <w:szCs w:val="40"/>
-                <w:lang w:val="it-IT"/>
-              </w:rPr>
-              <w:br/>
-              <w:t>mÉëÉ</w:t>
-            </w:r>
-            <w:r>
-              <w:rPr>
-                <w:rFonts w:ascii="BRH Malayalam Extra" w:hAnsi="BRH Malayalam Extra" w:cs="BRH Devanagari Extra"/>
-                <w:sz w:val="32"/>
-                <w:szCs w:val="40"/>
-                <w:lang w:val="it-IT"/>
-              </w:rPr>
-              <w:t>–</w:t>
-            </w:r>
-            <w:r>
-              <w:rPr>
-                <w:rFonts w:ascii="BRH Devanagari Extra" w:hAnsi="BRH Devanagari Extra" w:cs="BRH Devanagari Extra"/>
-                <w:sz w:val="40"/>
-                <w:szCs w:val="40"/>
-                <w:lang w:val="it-IT"/>
-              </w:rPr>
-              <w:t xml:space="preserve">hÉÍqÉÌiÉþ </w:t>
-            </w:r>
-            <w:r>
-              <w:rPr>
-                <w:rFonts w:ascii="BRH Devanagari Extra" w:hAnsi="BRH Devanagari Extra" w:cs="BRH Devanagari Extra"/>
-                <w:sz w:val="40"/>
-                <w:szCs w:val="40"/>
-                <w:highlight w:val="green"/>
-                <w:lang w:val="it-IT"/>
-              </w:rPr>
-              <w:t>mÉ</w:t>
-            </w:r>
-            <w:r>
-              <w:rPr>
-                <w:rFonts w:ascii="BRH Devanagari Extra" w:hAnsi="BRH Devanagari Extra" w:cs="BRH Devanagari Extra"/>
-                <w:sz w:val="40"/>
-                <w:szCs w:val="40"/>
-                <w:lang w:val="it-IT"/>
-              </w:rPr>
-              <w:t>ë- A</w:t>
-            </w:r>
-            <w:r>
-              <w:rPr>
-                <w:rFonts w:ascii="BRH Malayalam Extra" w:hAnsi="BRH Malayalam Extra" w:cs="BRH Devanagari Extra"/>
-                <w:sz w:val="32"/>
-                <w:szCs w:val="40"/>
-                <w:lang w:val="it-IT"/>
-              </w:rPr>
-              <w:t>–</w:t>
-            </w:r>
-            <w:r>
-              <w:rPr>
-                <w:rFonts w:ascii="BRH Devanagari Extra" w:hAnsi="BRH Devanagari Extra" w:cs="BRH Devanagari Extra"/>
-                <w:sz w:val="40"/>
-                <w:szCs w:val="40"/>
-                <w:lang w:val="it-IT"/>
-              </w:rPr>
-              <w:t>lÉqÉç |</w:t>
-            </w:r>
-          </w:p>
-        </w:tc>
-      </w:tr>
-    </w:tbl>
-    <w:p>
-      <w:pPr>
-        <w:jc w:val="center"/>
-        <w:rPr>
-          <w:b/>
-          <w:bCs/>
-          <w:sz w:val="32"/>
-          <w:szCs w:val="32"/>
-          <w:u w:val="single"/>
-        </w:rPr>
-      </w:pPr>
-      <w:r>
-        <w:rPr>
-          <w:b/>
-          <w:bCs/>
-          <w:sz w:val="32"/>
-          <w:szCs w:val="32"/>
-          <w:u w:val="single"/>
-        </w:rPr>
-        <w:t>================</w:t>
-      </w:r>
-    </w:p>
-    <w:p>
-      <w:pPr>
-        <w:jc w:val="center"/>
-        <w:rPr>
-          <w:b/>
-          <w:bCs/>
-          <w:sz w:val="32"/>
-          <w:szCs w:val="32"/>
-          <w:u w:val="single"/>
-        </w:rPr>
-      </w:pPr>
-    </w:p>
-    <w:p>
-      <w:pPr>
-        <w:jc w:val="center"/>
-        <w:rPr>
-          <w:b/>
-          <w:bCs/>
-          <w:sz w:val="32"/>
-          <w:szCs w:val="32"/>
-          <w:u w:val="single"/>
-        </w:rPr>
-      </w:pPr>
-    </w:p>
-    <w:p>
-      <w:pPr>
-        <w:jc w:val="center"/>
-        <w:rPr>
-          <w:b/>
-          <w:bCs/>
-          <w:sz w:val="32"/>
-          <w:szCs w:val="32"/>
-          <w:u w:val="single"/>
-        </w:rPr>
-      </w:pPr>
-    </w:p>
-    <w:p>
-      <w:pPr>
-        <w:jc w:val="center"/>
-        <w:rPr>
-          <w:b/>
-          <w:bCs/>
-          <w:sz w:val="32"/>
-          <w:szCs w:val="32"/>
-          <w:u w:val="single"/>
         </w:rPr>
       </w:pPr>
       <w:r>
@@ -666,10 +71,17 @@
         </w:rPr>
         <w:t>31st July 2025</w:t>
       </w:r>
+      <w:r>
+        <w:rPr>
+          <w:bCs/>
+          <w:sz w:val="32"/>
+          <w:szCs w:val="32"/>
+        </w:rPr>
+        <w:t xml:space="preserve"> </w:t>
+      </w:r>
     </w:p>
     <w:p>
       <w:pPr>
-        <w:spacing w:before="0" w:line="240" w:lineRule="auto"/>
         <w:jc w:val="center"/>
         <w:rPr>
           <w:bCs/>
@@ -793,7 +205,7 @@
       </w:tr>
       <w:tr>
         <w:trPr>
-          <w:trHeight w:val="1020"/>
+          <w:trHeight w:val="1729"/>
         </w:trPr>
         <w:tc>
           <w:tcPr>
@@ -809,22 +221,118 @@
             <w:pPr>
               <w:spacing w:before="0" w:line="240" w:lineRule="auto"/>
               <w:ind w:left="29"/>
-              <w:jc w:val="center"/>
-              <w:rPr>
-                <w:rFonts w:cs="Arial"/>
-                <w:color w:val="000000"/>
-                <w:sz w:val="32"/>
-                <w:szCs w:val="32"/>
-              </w:rPr>
-            </w:pPr>
-            <w:r>
-              <w:rPr>
-                <w:rFonts w:cs="Arial"/>
-                <w:color w:val="000000"/>
-                <w:sz w:val="32"/>
-                <w:szCs w:val="32"/>
-              </w:rPr>
-              <w:t>None</w:t>
+              <w:rPr>
+                <w:rFonts w:cs="Arial"/>
+                <w:b/>
+                <w:color w:val="000000"/>
+                <w:sz w:val="32"/>
+                <w:szCs w:val="32"/>
+                <w:lang w:val="it-IT"/>
+              </w:rPr>
+            </w:pPr>
+            <w:r>
+              <w:rPr>
+                <w:rFonts w:cs="Arial"/>
+                <w:b/>
+                <w:color w:val="000000"/>
+                <w:sz w:val="32"/>
+                <w:szCs w:val="32"/>
+                <w:lang w:val="it-IT"/>
+              </w:rPr>
+              <w:t>1.1.</w:t>
+            </w:r>
+            <w:r>
+              <w:rPr>
+                <w:rFonts w:cs="Arial"/>
+                <w:b/>
+                <w:color w:val="000000"/>
+                <w:sz w:val="32"/>
+                <w:szCs w:val="32"/>
+                <w:lang w:val="it-IT"/>
+              </w:rPr>
+              <w:t>10</w:t>
+            </w:r>
+            <w:r>
+              <w:rPr>
+                <w:rFonts w:cs="Arial"/>
+                <w:b/>
+                <w:color w:val="000000"/>
+                <w:sz w:val="32"/>
+                <w:szCs w:val="32"/>
+                <w:lang w:val="it-IT"/>
+              </w:rPr>
+              <w:t>.1 – Padam</w:t>
+            </w:r>
+          </w:p>
+          <w:p>
+            <w:pPr>
+              <w:spacing w:before="0" w:line="240" w:lineRule="auto"/>
+              <w:ind w:left="29"/>
+              <w:rPr>
+                <w:rFonts w:cs="Arial"/>
+                <w:b/>
+                <w:color w:val="000000"/>
+                <w:sz w:val="32"/>
+                <w:szCs w:val="32"/>
+                <w:lang w:val="it-IT"/>
+              </w:rPr>
+            </w:pPr>
+            <w:r>
+              <w:rPr>
+                <w:rFonts w:cs="Arial"/>
+                <w:b/>
+                <w:color w:val="000000"/>
+                <w:sz w:val="32"/>
+                <w:szCs w:val="32"/>
+                <w:lang w:val="it-IT"/>
+              </w:rPr>
+              <w:t xml:space="preserve">Padam No.- </w:t>
+            </w:r>
+            <w:r>
+              <w:rPr>
+                <w:rFonts w:cs="Arial"/>
+                <w:b/>
+                <w:color w:val="000000"/>
+                <w:sz w:val="32"/>
+                <w:szCs w:val="32"/>
+                <w:lang w:val="it-IT"/>
+              </w:rPr>
+              <w:t>21</w:t>
+            </w:r>
+          </w:p>
+          <w:p>
+            <w:pPr>
+              <w:spacing w:before="0" w:line="240" w:lineRule="auto"/>
+              <w:ind w:left="29"/>
+              <w:rPr>
+                <w:rFonts w:cs="Arial"/>
+                <w:color w:val="000000"/>
+                <w:sz w:val="32"/>
+                <w:szCs w:val="32"/>
+                <w:lang w:val="it-IT"/>
+              </w:rPr>
+            </w:pPr>
+            <w:r>
+              <w:rPr>
+                <w:rFonts w:cs="Arial"/>
+                <w:b/>
+                <w:color w:val="000000"/>
+                <w:sz w:val="32"/>
+                <w:szCs w:val="32"/>
+                <w:lang w:val="it-IT"/>
+              </w:rPr>
+              <w:t xml:space="preserve">Panchaati No. - </w:t>
+            </w:r>
+            <w:r>
+              <w:rPr>
+                <w:rFonts w:cs="Arial"/>
+                <w:b/>
+                <w:color w:val="000000"/>
+                <w:sz w:val="32"/>
+                <w:szCs w:val="32"/>
+                <w:lang w:val="it-IT"/>
+              </w:rPr>
+              <w:t>16</w:t>
             </w:r>
           </w:p>
         </w:tc>
@@ -844,25 +352,89 @@
               <w:autoSpaceDE w:val="0"/>
               <w:autoSpaceDN w:val="0"/>
               <w:adjustRightInd w:val="0"/>
-              <w:spacing w:line="240" w:lineRule="auto"/>
-              <w:ind w:right="-138"/>
-              <w:jc w:val="center"/>
+              <w:spacing w:before="0" w:line="240" w:lineRule="auto"/>
+              <w:ind w:right="-136"/>
               <w:rPr>
                 <w:rFonts w:ascii="BRH Malayalam Extra" w:hAnsi="BRH Malayalam Extra" w:cs="BRH Malayalam Extra"/>
                 <w:color w:val="000000"/>
                 <w:sz w:val="40"/>
                 <w:szCs w:val="40"/>
-                <w:lang w:val="en-IN" w:eastAsia="en-IN"/>
-              </w:rPr>
-            </w:pPr>
-            <w:r>
-              <w:rPr>
-                <w:rFonts w:cs="Arial"/>
-                <w:color w:val="000000"/>
-                <w:sz w:val="32"/>
-                <w:szCs w:val="32"/>
-              </w:rPr>
-              <w:t>None</w:t>
+                <w:lang w:val="it-IT" w:eastAsia="en-IN"/>
+              </w:rPr>
+            </w:pPr>
+            <w:r>
+              <w:rPr>
+                <w:rFonts w:ascii="BRH Devanagari Extra" w:hAnsi="BRH Devanagari Extra" w:cs="BRH Devanagari Extra"/>
+                <w:sz w:val="40"/>
+                <w:szCs w:val="40"/>
+                <w:lang w:val="it-IT"/>
+              </w:rPr>
+              <w:t xml:space="preserve">uÉÉcÉÿqÉç | </w:t>
+            </w:r>
+            <w:r>
+              <w:rPr>
+                <w:rFonts w:ascii="BRH Devanagari Extra" w:hAnsi="BRH Devanagari Extra" w:cs="BRH Devanagari Extra"/>
+                <w:sz w:val="40"/>
+                <w:szCs w:val="40"/>
+                <w:lang w:val="it-IT"/>
+              </w:rPr>
+              <w:br/>
+              <w:t>mÉëÉ</w:t>
+            </w:r>
+            <w:r>
+              <w:rPr>
+                <w:rFonts w:ascii="BRH Malayalam Extra" w:hAnsi="BRH Malayalam Extra" w:cs="BRH Devanagari Extra"/>
+                <w:sz w:val="32"/>
+                <w:szCs w:val="40"/>
+                <w:lang w:val="it-IT"/>
+              </w:rPr>
+              <w:t>–</w:t>
+            </w:r>
+            <w:r>
+              <w:rPr>
+                <w:rFonts w:ascii="BRH Devanagari Extra" w:hAnsi="BRH Devanagari Extra" w:cs="BRH Devanagari Extra"/>
+                <w:sz w:val="40"/>
+                <w:szCs w:val="40"/>
+                <w:lang w:val="it-IT"/>
+              </w:rPr>
+              <w:t xml:space="preserve">hÉÍqÉÌiÉþ </w:t>
+            </w:r>
+            <w:r>
+              <w:rPr>
+                <w:rFonts w:ascii="BRH Devanagari Extra" w:hAnsi="BRH Devanagari Extra" w:cs="BRH Devanagari Extra"/>
+                <w:sz w:val="40"/>
+                <w:szCs w:val="40"/>
+                <w:highlight w:val="yellow"/>
+                <w:lang w:val="it-IT"/>
+              </w:rPr>
+              <w:t>mÉëÉ</w:t>
+            </w:r>
+            <w:r>
+              <w:rPr>
+                <w:rFonts w:ascii="BRH Devanagari Extra" w:hAnsi="BRH Devanagari Extra" w:cs="BRH Devanagari Extra"/>
+                <w:sz w:val="40"/>
+                <w:szCs w:val="40"/>
+                <w:lang w:val="it-IT"/>
+              </w:rPr>
+              <w:t>- A</w:t>
+            </w:r>
+            <w:r>
+              <w:rPr>
+                <w:rFonts w:ascii="BRH Malayalam Extra" w:hAnsi="BRH Malayalam Extra" w:cs="BRH Devanagari Extra"/>
+                <w:sz w:val="32"/>
+                <w:szCs w:val="40"/>
+                <w:lang w:val="it-IT"/>
+              </w:rPr>
+              <w:t>–</w:t>
+            </w:r>
+            <w:r>
+              <w:rPr>
+                <w:rFonts w:ascii="BRH Devanagari Extra" w:hAnsi="BRH Devanagari Extra" w:cs="BRH Devanagari Extra"/>
+                <w:sz w:val="40"/>
+                <w:szCs w:val="40"/>
+                <w:lang w:val="it-IT"/>
+              </w:rPr>
+              <w:t>lÉqÉç |</w:t>
             </w:r>
           </w:p>
         </w:tc>
@@ -888,17 +460,82 @@
                 <w:color w:val="000000"/>
                 <w:sz w:val="40"/>
                 <w:szCs w:val="40"/>
-                <w:lang w:val="en-IN" w:eastAsia="en-IN"/>
-              </w:rPr>
-            </w:pPr>
-            <w:r>
-              <w:rPr>
-                <w:rFonts w:cs="Arial"/>
-                <w:color w:val="000000"/>
-                <w:sz w:val="32"/>
-                <w:szCs w:val="32"/>
-              </w:rPr>
-              <w:t>None</w:t>
+                <w:lang w:val="it-IT" w:eastAsia="en-IN"/>
+              </w:rPr>
+            </w:pPr>
+            <w:r>
+              <w:rPr>
+                <w:rFonts w:ascii="BRH Devanagari Extra" w:hAnsi="BRH Devanagari Extra" w:cs="BRH Devanagari Extra"/>
+                <w:sz w:val="40"/>
+                <w:szCs w:val="40"/>
+                <w:lang w:val="it-IT"/>
+              </w:rPr>
+              <w:t xml:space="preserve">uÉÉcÉÿqÉç | </w:t>
+            </w:r>
+            <w:r>
+              <w:rPr>
+                <w:rFonts w:ascii="BRH Devanagari Extra" w:hAnsi="BRH Devanagari Extra" w:cs="BRH Devanagari Extra"/>
+                <w:sz w:val="40"/>
+                <w:szCs w:val="40"/>
+                <w:lang w:val="it-IT"/>
+              </w:rPr>
+              <w:br/>
+              <w:t>mÉëÉ</w:t>
+            </w:r>
+            <w:r>
+              <w:rPr>
+                <w:rFonts w:ascii="BRH Malayalam Extra" w:hAnsi="BRH Malayalam Extra" w:cs="BRH Devanagari Extra"/>
+                <w:sz w:val="32"/>
+                <w:szCs w:val="40"/>
+                <w:lang w:val="it-IT"/>
+              </w:rPr>
+              <w:t>–</w:t>
+            </w:r>
+            <w:r>
+              <w:rPr>
+                <w:rFonts w:ascii="BRH Devanagari Extra" w:hAnsi="BRH Devanagari Extra" w:cs="BRH Devanagari Extra"/>
+                <w:sz w:val="40"/>
+                <w:szCs w:val="40"/>
+                <w:lang w:val="it-IT"/>
+              </w:rPr>
+              <w:t xml:space="preserve">hÉÍqÉÌiÉþ </w:t>
+            </w:r>
+            <w:r>
+              <w:rPr>
+                <w:rFonts w:ascii="BRH Devanagari Extra" w:hAnsi="BRH Devanagari Extra" w:cs="BRH Devanagari Extra"/>
+                <w:sz w:val="40"/>
+                <w:szCs w:val="40"/>
+                <w:highlight w:val="green"/>
+                <w:lang w:val="it-IT"/>
+              </w:rPr>
+              <w:t>mÉ</w:t>
+            </w:r>
+            <w:r>
+              <w:rPr>
+                <w:rFonts w:ascii="BRH Devanagari Extra" w:hAnsi="BRH Devanagari Extra" w:cs="BRH Devanagari Extra"/>
+                <w:sz w:val="40"/>
+                <w:szCs w:val="40"/>
+                <w:lang w:val="it-IT"/>
+              </w:rPr>
+              <w:t>ë- A</w:t>
+            </w:r>
+            <w:r>
+              <w:rPr>
+                <w:rFonts w:ascii="BRH Malayalam Extra" w:hAnsi="BRH Malayalam Extra" w:cs="BRH Devanagari Extra"/>
+                <w:sz w:val="32"/>
+                <w:szCs w:val="40"/>
+                <w:lang w:val="it-IT"/>
+              </w:rPr>
+              <w:t>–</w:t>
+            </w:r>
+            <w:r>
+              <w:rPr>
+                <w:rFonts w:ascii="BRH Devanagari Extra" w:hAnsi="BRH Devanagari Extra" w:cs="BRH Devanagari Extra"/>
+                <w:sz w:val="40"/>
+                <w:szCs w:val="40"/>
+                <w:lang w:val="it-IT"/>
+              </w:rPr>
+              <w:t>lÉqÉç |</w:t>
             </w:r>
           </w:p>
         </w:tc>
@@ -937,18 +574,6 @@
           <w:u w:val="single"/>
         </w:rPr>
       </w:pPr>
-    </w:p>
-    <w:p>
-      <w:pPr>
-        <w:jc w:val="center"/>
-        <w:rPr>
-          <w:b/>
-          <w:bCs/>
-          <w:sz w:val="32"/>
-          <w:szCs w:val="32"/>
-          <w:u w:val="single"/>
-        </w:rPr>
-      </w:pPr>
       <w:r>
         <w:rPr>
           <w:b/>
@@ -957,7 +582,6 @@
           <w:szCs w:val="32"/>
           <w:u w:val="single"/>
         </w:rPr>
-        <w:lastRenderedPageBreak/>
         <w:t xml:space="preserve">TS Pada Paatam – TS 1.1 </w:t>
       </w:r>
       <w:r>
@@ -2273,7 +1897,6 @@
                 <w:szCs w:val="32"/>
                 <w:lang w:val="it-IT"/>
               </w:rPr>
-              <w:lastRenderedPageBreak/>
               <w:t>1.1.13.3 – Padam</w:t>
             </w:r>
           </w:p>
@@ -3055,6 +2678,7 @@
           <w:szCs w:val="32"/>
           <w:u w:val="single"/>
         </w:rPr>
+        <w:lastRenderedPageBreak/>
         <w:t>================</w:t>
       </w:r>
     </w:p>
@@ -3422,7 +3046,6 @@
           <w:szCs w:val="32"/>
           <w:u w:val="single"/>
         </w:rPr>
-        <w:lastRenderedPageBreak/>
         <w:t>TS Pada Paatam – TS 1.1 Sanskrit Corrections –</w:t>
       </w:r>
       <w:r>
@@ -4092,6 +3715,7 @@
                 <w:szCs w:val="28"/>
                 <w:lang w:val="it-IT"/>
               </w:rPr>
+              <w:lastRenderedPageBreak/>
               <w:t>1.1.9.3 – Padam</w:t>
             </w:r>
           </w:p>
@@ -4883,7 +4507,6 @@
           <w:szCs w:val="32"/>
           <w:u w:val="single"/>
         </w:rPr>
-        <w:lastRenderedPageBreak/>
         <w:t>==============</w:t>
       </w:r>
     </w:p>
@@ -5448,6 +5071,7 @@
                 <w:szCs w:val="28"/>
                 <w:lang w:val="it-IT"/>
               </w:rPr>
+              <w:lastRenderedPageBreak/>
               <w:t>1.1.5.1 – Padam</w:t>
             </w:r>
           </w:p>
@@ -6757,7 +6381,6 @@
                 <w:sz w:val="28"/>
                 <w:szCs w:val="28"/>
               </w:rPr>
-              <w:lastRenderedPageBreak/>
               <w:t>1.1.9.3</w:t>
             </w:r>
             <w:r>
@@ -7556,6 +7179,7 @@
                 <w:szCs w:val="28"/>
                 <w:lang w:val="it-IT"/>
               </w:rPr>
+              <w:lastRenderedPageBreak/>
               <w:t>1.1.13.1 – Padam</w:t>
             </w:r>
           </w:p>
@@ -8378,7 +8002,6 @@
                 <w:sz w:val="32"/>
                 <w:szCs w:val="32"/>
               </w:rPr>
-              <w:lastRenderedPageBreak/>
               <w:t>Section, Paragraph</w:t>
             </w:r>
           </w:p>
@@ -8974,6 +8597,7 @@
           <w:szCs w:val="32"/>
           <w:u w:val="single"/>
         </w:rPr>
+        <w:lastRenderedPageBreak/>
         <w:t>=======================</w:t>
       </w:r>
     </w:p>
@@ -9371,7 +8995,6 @@
                 <w:sz w:val="32"/>
                 <w:szCs w:val="32"/>
               </w:rPr>
-              <w:lastRenderedPageBreak/>
               <w:t>1.1.4.2 – Padam</w:t>
             </w:r>
           </w:p>
@@ -9914,6 +9537,7 @@
                 <w:sz w:val="32"/>
                 <w:szCs w:val="32"/>
               </w:rPr>
+              <w:lastRenderedPageBreak/>
               <w:t>1</w:t>
             </w:r>
             <w:r>
@@ -10668,7 +10292,6 @@
                 <w:sz w:val="32"/>
                 <w:szCs w:val="32"/>
               </w:rPr>
-              <w:lastRenderedPageBreak/>
               <w:t>1.1.14.4-Padam</w:t>
             </w:r>
           </w:p>
@@ -11115,6 +10738,7 @@
                 <w:szCs w:val="28"/>
                 <w:lang w:bidi="ta-IN"/>
               </w:rPr>
+              <w:lastRenderedPageBreak/>
               <w:t>1.1.1.1 Vaakyam</w:t>
             </w:r>
           </w:p>
@@ -11793,7 +11417,6 @@
                 <w:szCs w:val="28"/>
                 <w:lang w:bidi="ta-IN"/>
               </w:rPr>
-              <w:lastRenderedPageBreak/>
               <w:t>1.1.5.1</w:t>
             </w:r>
             <w:r>
@@ -12205,6 +11828,7 @@
                 <w:szCs w:val="28"/>
                 <w:lang w:bidi="ta-IN"/>
               </w:rPr>
+              <w:lastRenderedPageBreak/>
               <w:t>1.1.7.2 Vaakyam</w:t>
             </w:r>
           </w:p>
@@ -12873,7 +12497,6 @@
                 <w:szCs w:val="28"/>
                 <w:lang w:bidi="ta-IN"/>
               </w:rPr>
-              <w:lastRenderedPageBreak/>
               <w:t>1.1.12.1 – Padam 5</w:t>
             </w:r>
           </w:p>
